--- a/Дерево разбора SAA-2025 часть 2.docx
+++ b/Дерево разбора SAA-2025 часть 2.docx
@@ -1630,7 +1630,7 @@
                                     <w:sz w:val="24"/>
                                     <w:szCs w:val="24"/>
                                   </w:rPr>
-                                  <w:t>2</w:t>
+                                  <w:t>1</w:t>
                                 </w:r>
                                 <w:r>
                                   <w:rPr>
@@ -2574,7 +2574,7 @@
                               <w:sz w:val="24"/>
                               <w:szCs w:val="24"/>
                             </w:rPr>
-                            <w:t>2</w:t>
+                            <w:t>1</w:t>
                           </w:r>
                           <w:r>
                             <w:rPr>
@@ -3641,6 +3641,10 @@
 </file>
 
 <file path=customXml/item1.xml><?xml version="1.0" encoding="utf-8"?>
+<b:Sources xmlns:b="http://schemas.openxmlformats.org/officeDocument/2006/bibliography" xmlns="http://schemas.openxmlformats.org/officeDocument/2006/bibliography" SelectedStyle="\APASixthEditionOfficeOnline.xsl" StyleName="APA" Version="6"/>
+</file>
+
+<file path=customXml/item2.xml><?xml version="1.0" encoding="utf-8"?>
 <s:customData xmlns="http://www.wps.cn/officeDocument/2013/wpsCustomData" xmlns:s="http://www.wps.cn/officeDocument/2013/wpsCustomData">
   <customSectProps>
     <customSectPr/>
@@ -3651,22 +3655,18 @@
 </s:customData>
 </file>
 
-<file path=customXml/item2.xml><?xml version="1.0" encoding="utf-8"?>
-<b:Sources xmlns:b="http://schemas.openxmlformats.org/officeDocument/2006/bibliography" xmlns="http://schemas.openxmlformats.org/officeDocument/2006/bibliography" SelectedStyle="\APASixthEditionOfficeOnline.xsl" StyleName="APA" Version="6"/>
+<file path=customXml/itemProps1.xml><?xml version="1.0" encoding="utf-8"?>
+<ds:datastoreItem xmlns:ds="http://schemas.openxmlformats.org/officeDocument/2006/customXml" ds:itemID="{23C3D971-8B46-414C-A7AC-6155E91AD896}">
+  <ds:schemaRefs>
+    <ds:schemaRef ds:uri="http://schemas.openxmlformats.org/officeDocument/2006/bibliography"/>
+  </ds:schemaRefs>
+</ds:datastoreItem>
 </file>
 
-<file path=customXml/itemProps1.xml><?xml version="1.0" encoding="utf-8"?>
+<file path=customXml/itemProps2.xml><?xml version="1.0" encoding="utf-8"?>
 <ds:datastoreItem xmlns:ds="http://schemas.openxmlformats.org/officeDocument/2006/customXml" ds:itemID="{B1977F7D-205B-4081-913C-38D41E755F92}">
   <ds:schemaRefs>
     <ds:schemaRef ds:uri="http://www.wps.cn/officeDocument/2013/wpsCustomData"/>
   </ds:schemaRefs>
 </ds:datastoreItem>
-</file>
-
-<file path=customXml/itemProps2.xml><?xml version="1.0" encoding="utf-8"?>
-<ds:datastoreItem xmlns:ds="http://schemas.openxmlformats.org/officeDocument/2006/customXml" ds:itemID="{23C3D971-8B46-414C-A7AC-6155E91AD896}">
-  <ds:schemaRefs>
-    <ds:schemaRef ds:uri="http://schemas.openxmlformats.org/officeDocument/2006/bibliography"/>
-  </ds:schemaRefs>
-</ds:datastoreItem>
 </file>